--- a/templates/cover-letter-template.docx
+++ b/templates/cover-letter-template.docx
@@ -40,10 +40,23 @@
         <w:t>}</w:t>
       </w:r>
     </w:p>
+    <w:p>
+      <w:r>
+        <w:t>{</w:t>
+      </w:r>
+      <w:proofErr w:type="spellStart"/>
+      <w:r>
+        <w:t>companyAddress</w:t>
+      </w:r>
+      <w:proofErr w:type="spellEnd"/>
+      <w:r>
+        <w:t>}</w:t>
+      </w:r>
+    </w:p>
     <w:p/>
     <w:p>
       <w:r>
-        <w:t>Dear Hiring Manager,</w:t>
+        <w:t>{greeting}</w:t>
       </w:r>
     </w:p>
     <w:p/>
